--- a/Manuals/01_English/03_WFO_Optimization_Guide.docx
+++ b/Manuals/01_English/03_WFO_Optimization_Guide.docx
@@ -613,6 +613,84 @@
         <w:rPr>
           <w:color w:val="1E3A5F"/>
         </w:rPr>
+        <w:t>Modeling mode: use real ticks</w:t>
+      </w:r>
+    </w:p>
+    <w:p>
+      <w:r>
+        <w:t>In the Strategy Tester's Settings tab, Modeling field:</w:t>
+      </w:r>
+    </w:p>
+    <w:p>
+      <w:r>
+        <w:t>` Every tick based on real ticks   &lt;- use this OHLC 1 minute                    &lt;- only 01_SLTP and 02_SLTP_ORGANIC `</w:t>
+      </w:r>
+    </w:p>
+    <w:p>
+      <w:r>
+        <w:t>This is not a preference. Measuring the same set in both modes across three years, the OHLC mode understated losses by 3.3x on trailing systems and 23x on grid — always in the optimistic direction. Only fixed SL/TP stayed within 3%.</w:t>
+      </w:r>
+    </w:p>
+    <w:p>
+      <w:r>
+        <w:t>The cause is structural: trailing and grid depend on when price touched each level inside the bar. OHLC mode interpolates that from four prices per minute and smooths away exactly the adverse excursions that would have closed the position. Optimizing a trailing system on interpolated bars selects parameters that survived a price path which never happened.</w:t>
+      </w:r>
+    </w:p>
+    <w:p>
+      <w:r>
+        <w:t>Real ticks cost roughly 20x more time per pass. It is worth it: that is the difference between a result and a number.</w:t>
+      </w:r>
+    </w:p>
+    <w:p>
+      <w:pPr>
+        <w:pStyle w:val="Heading3"/>
+      </w:pPr>
+      <w:r>
+        <w:rPr>
+          <w:color w:val="1E3A5F"/>
+        </w:rPr>
+        <w:t>If you must save time, save it in the right place</w:t>
+      </w:r>
+    </w:p>
+    <w:p>
+      <w:r>
+        <w:t>Signals are evaluated at BAR CLOSE, so choosing indicator, method or timeframe gives the same entry instant in both modes. Stop, target and trailing, on the other hand, depend on the intrabar path.</w:t>
+      </w:r>
+    </w:p>
+    <w:p>
+      <w:r>
+        <w:t>So use each model where it is reliable: OHLC to narrow the switches (indicator, method, timeframe, periods) and real ticks for the exit geometry. With the signal locked the search space collapses by orders of magnitude, and real ticks stop being prohibitive.</w:t>
+      </w:r>
+    </w:p>
+    <w:p>
+      <w:pPr>
+        <w:pStyle w:val="Heading2"/>
+      </w:pPr>
+      <w:r>
+        <w:rPr>
+          <w:color w:val="1E3A5F"/>
+        </w:rPr>
+        <w:t>Fixed-R to research, percentage to trade</w:t>
+      </w:r>
+    </w:p>
+    <w:p>
+      <w:r>
+        <w:t>Optimize in Fixed-R: with the base capital frozen, passes stay comparable to each other and across symbols. +40R on gold and +40R on EURUSD mean the same thing, while "+3,200 USD" means nothing without knowing the lot and the balance.</w:t>
+      </w:r>
+    </w:p>
+    <w:p>
+      <w:r>
+        <w:t>Live, Percentage usually makes more sense: it tracks the account, compounds as it grows and cuts exposure as it shrinks — protection Fixed-R cannot give, because it deliberately ignores the running balance. Both modes report in R, so the record stays readable after the switch.</w:t>
+      </w:r>
+    </w:p>
+    <w:p>
+      <w:pPr>
+        <w:pStyle w:val="Heading2"/>
+      </w:pPr>
+      <w:r>
+        <w:rPr>
+          <w:color w:val="1E3A5F"/>
+        </w:rPr>
         <w:t>Risk warning</w:t>
       </w:r>
     </w:p>

--- a/Manuals/01_English/03_WFO_Optimization_Guide.docx
+++ b/Manuals/01_English/03_WFO_Optimization_Guide.docx
@@ -110,7 +110,7 @@
         <w:pStyle w:val="ListBullet"/>
       </w:pPr>
       <w:r>
-        <w:t>Start with folders 01–05: load the asset baseline and test BUY and SELL separately.</w:t>
+        <w:t>Browse by class and asset: each asset carries the 11 system types (01_SLTP to 11_SIGNAL_ONLY), one set per side (BUY/SELL; BOTH for the unified grid) and two entry variants — MULTI contests indicators 0–10 on a single axis, ICHIMOKU has its own file.</w:t>
       </w:r>
     </w:p>
     <w:p>
@@ -118,7 +118,7 @@
         <w:pStyle w:val="ListBullet"/>
       </w:pPr>
       <w:r>
-        <w:t>Use folder 06 for controlled one-axis research; do not mix changes before measuring their effect.</w:t>
+        <w:t>Phase 1 is region discovery: run the genetic optimizer on the set as shipped — the full entry group (indicator, method, timeframe, applied price, periods), the system's exits and the filter switches, all at once.</w:t>
       </w:r>
     </w:p>
     <w:p>
@@ -126,7 +126,7 @@
         <w:pStyle w:val="ListBullet"/>
       </w:pPr>
       <w:r>
-        <w:t>Use folder 07 to compare indicator, entry method and management archetype.</w:t>
+        <w:t>From the following rounds on, lock (Y→N) the written inputs — enums and booleans — decided by the previous phase and keep only the numeric ones open; each filter's tuning only enters if its switch survived enabled.</w:t>
       </w:r>
     </w:p>
     <w:p>
@@ -134,7 +134,7 @@
         <w:pStyle w:val="ListBullet"/>
       </w:pPr>
       <w:r>
-        <w:t>Use folder 08 for filter stacks and verify that the statistical sample remains adequate.</w:t>
+        <w:t>The ATR entry filter (EntradaATR) exists only in the grid systems; everywhere else it stays off by design.</w:t>
       </w:r>
     </w:p>
     <w:p>
@@ -142,7 +142,7 @@
         <w:pStyle w:val="ListBullet"/>
       </w:pPr>
       <w:r>
-        <w:t>Use folder 09 to compare risk engines only in documented compatible combinations.</w:t>
+        <w:t>Validate the winner on real ticks: the divergence against OHLC and the out-of-sample retention decide, never in-sample profit.</w:t>
       </w:r>
     </w:p>
     <w:p>
@@ -150,7 +150,7 @@
         <w:pStyle w:val="ListBullet"/>
       </w:pPr>
       <w:r>
-        <w:t>Use folder 10 to test exit stacks while keeping the entry system frozen.</w:t>
+        <w:t>After the real-tick pass, switch position sizing to Percentage and run again: only promote if it passes too — and that is the mode the set should trade in.</w:t>
       </w:r>
     </w:p>
     <w:p>
@@ -684,6 +684,11 @@
       </w:r>
     </w:p>
     <w:p>
+      <w:r>
+        <w:t>That is why the circuit only saves an approved set after repeating the final pass in Percentage mode: if the result does not hold under compounding, it was not ready — and the validated set ships in that mode.</w:t>
+      </w:r>
+    </w:p>
+    <w:p>
       <w:pPr>
         <w:pStyle w:val="Heading2"/>
       </w:pPr>
